--- a/klagomål/A 17891-2025 FSC-klagomål.docx
+++ b/klagomål/A 17891-2025 FSC-klagomål.docx
@@ -843,7 +843,7 @@
     <w:r>
       <w:tab/>
       <w:tab/>
-      <w:t>2025-05-06</w:t>
+      <w:t>2025-05-07</w:t>
       <w:br/>
       <w:br/>
     </w:r>

--- a/klagomål/A 17891-2025 FSC-klagomål.docx
+++ b/klagomål/A 17891-2025 FSC-klagomål.docx
@@ -843,7 +843,7 @@
     <w:r>
       <w:tab/>
       <w:tab/>
-      <w:t>2025-05-07</w:t>
+      <w:t>2025-05-08</w:t>
       <w:br/>
       <w:br/>
     </w:r>

--- a/klagomål/A 17891-2025 FSC-klagomål.docx
+++ b/klagomål/A 17891-2025 FSC-klagomål.docx
@@ -843,7 +843,7 @@
     <w:r>
       <w:tab/>
       <w:tab/>
-      <w:t>2025-05-08</w:t>
+      <w:t>2025-05-09</w:t>
       <w:br/>
       <w:br/>
     </w:r>

--- a/klagomål/A 17891-2025 FSC-klagomål.docx
+++ b/klagomål/A 17891-2025 FSC-klagomål.docx
@@ -843,7 +843,7 @@
     <w:r>
       <w:tab/>
       <w:tab/>
-      <w:t>2025-05-09</w:t>
+      <w:t>2025-05-10</w:t>
       <w:br/>
       <w:br/>
     </w:r>

--- a/klagomål/A 17891-2025 FSC-klagomål.docx
+++ b/klagomål/A 17891-2025 FSC-klagomål.docx
@@ -843,7 +843,7 @@
     <w:r>
       <w:tab/>
       <w:tab/>
-      <w:t>2025-05-10</w:t>
+      <w:t>2025-05-11</w:t>
       <w:br/>
       <w:br/>
     </w:r>

--- a/klagomål/A 17891-2025 FSC-klagomål.docx
+++ b/klagomål/A 17891-2025 FSC-klagomål.docx
@@ -843,7 +843,7 @@
     <w:r>
       <w:tab/>
       <w:tab/>
-      <w:t>2025-05-11</w:t>
+      <w:t>2025-05-12</w:t>
       <w:br/>
       <w:br/>
     </w:r>

--- a/klagomål/A 17891-2025 FSC-klagomål.docx
+++ b/klagomål/A 17891-2025 FSC-klagomål.docx
@@ -843,7 +843,7 @@
     <w:r>
       <w:tab/>
       <w:tab/>
-      <w:t>2025-05-12</w:t>
+      <w:t>2025-05-13</w:t>
       <w:br/>
       <w:br/>
     </w:r>

--- a/klagomål/A 17891-2025 FSC-klagomål.docx
+++ b/klagomål/A 17891-2025 FSC-klagomål.docx
@@ -843,7 +843,7 @@
     <w:r>
       <w:tab/>
       <w:tab/>
-      <w:t>2025-05-13</w:t>
+      <w:t>2025-05-14</w:t>
       <w:br/>
       <w:br/>
     </w:r>

--- a/klagomål/A 17891-2025 FSC-klagomål.docx
+++ b/klagomål/A 17891-2025 FSC-klagomål.docx
@@ -843,7 +843,7 @@
     <w:r>
       <w:tab/>
       <w:tab/>
-      <w:t>2025-05-14</w:t>
+      <w:t>2025-05-15</w:t>
       <w:br/>
       <w:br/>
     </w:r>

--- a/klagomål/A 17891-2025 FSC-klagomål.docx
+++ b/klagomål/A 17891-2025 FSC-klagomål.docx
@@ -843,7 +843,7 @@
     <w:r>
       <w:tab/>
       <w:tab/>
-      <w:t>2025-05-15</w:t>
+      <w:t>2025-05-16</w:t>
       <w:br/>
       <w:br/>
     </w:r>

--- a/klagomål/A 17891-2025 FSC-klagomål.docx
+++ b/klagomål/A 17891-2025 FSC-klagomål.docx
@@ -843,7 +843,7 @@
     <w:r>
       <w:tab/>
       <w:tab/>
-      <w:t>2025-05-16</w:t>
+      <w:t>2025-05-17</w:t>
       <w:br/>
       <w:br/>
     </w:r>

--- a/klagomål/A 17891-2025 FSC-klagomål.docx
+++ b/klagomål/A 17891-2025 FSC-klagomål.docx
@@ -843,7 +843,7 @@
     <w:r>
       <w:tab/>
       <w:tab/>
-      <w:t>2025-05-17</w:t>
+      <w:t>2025-05-18</w:t>
       <w:br/>
       <w:br/>
     </w:r>

--- a/klagomål/A 17891-2025 FSC-klagomål.docx
+++ b/klagomål/A 17891-2025 FSC-klagomål.docx
@@ -843,7 +843,7 @@
     <w:r>
       <w:tab/>
       <w:tab/>
-      <w:t>2025-05-18</w:t>
+      <w:t>2025-05-19</w:t>
       <w:br/>
       <w:br/>
     </w:r>

--- a/klagomål/A 17891-2025 FSC-klagomål.docx
+++ b/klagomål/A 17891-2025 FSC-klagomål.docx
@@ -843,7 +843,7 @@
     <w:r>
       <w:tab/>
       <w:tab/>
-      <w:t>2025-05-19</w:t>
+      <w:t>2025-05-20</w:t>
       <w:br/>
       <w:br/>
     </w:r>

--- a/klagomål/A 17891-2025 FSC-klagomål.docx
+++ b/klagomål/A 17891-2025 FSC-klagomål.docx
@@ -843,7 +843,7 @@
     <w:r>
       <w:tab/>
       <w:tab/>
-      <w:t>2025-05-20</w:t>
+      <w:t>2025-05-21</w:t>
       <w:br/>
       <w:br/>
     </w:r>

--- a/klagomål/A 17891-2025 FSC-klagomål.docx
+++ b/klagomål/A 17891-2025 FSC-klagomål.docx
@@ -843,7 +843,7 @@
     <w:r>
       <w:tab/>
       <w:tab/>
-      <w:t>2025-05-21</w:t>
+      <w:t>2025-05-22</w:t>
       <w:br/>
       <w:br/>
     </w:r>

--- a/klagomål/A 17891-2025 FSC-klagomål.docx
+++ b/klagomål/A 17891-2025 FSC-klagomål.docx
@@ -843,7 +843,7 @@
     <w:r>
       <w:tab/>
       <w:tab/>
-      <w:t>2025-05-22</w:t>
+      <w:t>2025-05-23</w:t>
       <w:br/>
       <w:br/>
     </w:r>

--- a/klagomål/A 17891-2025 FSC-klagomål.docx
+++ b/klagomål/A 17891-2025 FSC-klagomål.docx
@@ -843,7 +843,7 @@
     <w:r>
       <w:tab/>
       <w:tab/>
-      <w:t>2025-05-23</w:t>
+      <w:t>2025-05-24</w:t>
       <w:br/>
       <w:br/>
     </w:r>

--- a/klagomål/A 17891-2025 FSC-klagomål.docx
+++ b/klagomål/A 17891-2025 FSC-klagomål.docx
@@ -843,7 +843,7 @@
     <w:r>
       <w:tab/>
       <w:tab/>
-      <w:t>2025-05-24</w:t>
+      <w:t>2025-05-25</w:t>
       <w:br/>
       <w:br/>
     </w:r>

--- a/klagomål/A 17891-2025 FSC-klagomål.docx
+++ b/klagomål/A 17891-2025 FSC-klagomål.docx
@@ -843,7 +843,7 @@
     <w:r>
       <w:tab/>
       <w:tab/>
-      <w:t>2025-05-25</w:t>
+      <w:t>2025-05-26</w:t>
       <w:br/>
       <w:br/>
     </w:r>

--- a/klagomål/A 17891-2025 FSC-klagomål.docx
+++ b/klagomål/A 17891-2025 FSC-klagomål.docx
@@ -843,7 +843,7 @@
     <w:r>
       <w:tab/>
       <w:tab/>
-      <w:t>2025-05-26</w:t>
+      <w:t>2025-05-27</w:t>
       <w:br/>
       <w:br/>
     </w:r>

--- a/klagomål/A 17891-2025 FSC-klagomål.docx
+++ b/klagomål/A 17891-2025 FSC-klagomål.docx
@@ -843,7 +843,7 @@
     <w:r>
       <w:tab/>
       <w:tab/>
-      <w:t>2025-05-27</w:t>
+      <w:t>2025-05-30</w:t>
       <w:br/>
       <w:br/>
     </w:r>

--- a/klagomål/A 17891-2025 FSC-klagomål.docx
+++ b/klagomål/A 17891-2025 FSC-klagomål.docx
@@ -843,7 +843,7 @@
     <w:r>
       <w:tab/>
       <w:tab/>
-      <w:t>2025-05-30</w:t>
+      <w:t>2025-06-01</w:t>
       <w:br/>
       <w:br/>
     </w:r>

--- a/klagomål/A 17891-2025 FSC-klagomål.docx
+++ b/klagomål/A 17891-2025 FSC-klagomål.docx
@@ -843,7 +843,7 @@
     <w:r>
       <w:tab/>
       <w:tab/>
-      <w:t>2025-06-01</w:t>
+      <w:t>2025-06-02</w:t>
       <w:br/>
       <w:br/>
     </w:r>

--- a/klagomål/A 17891-2025 FSC-klagomål.docx
+++ b/klagomål/A 17891-2025 FSC-klagomål.docx
@@ -843,7 +843,7 @@
     <w:r>
       <w:tab/>
       <w:tab/>
-      <w:t>2025-06-02</w:t>
+      <w:t>2025-06-03</w:t>
       <w:br/>
       <w:br/>
     </w:r>

--- a/klagomål/A 17891-2025 FSC-klagomål.docx
+++ b/klagomål/A 17891-2025 FSC-klagomål.docx
@@ -843,7 +843,7 @@
     <w:r>
       <w:tab/>
       <w:tab/>
-      <w:t>2025-06-03</w:t>
+      <w:t>2025-06-04</w:t>
       <w:br/>
       <w:br/>
     </w:r>

--- a/klagomål/A 17891-2025 FSC-klagomål.docx
+++ b/klagomål/A 17891-2025 FSC-klagomål.docx
@@ -843,7 +843,7 @@
     <w:r>
       <w:tab/>
       <w:tab/>
-      <w:t>2025-06-04</w:t>
+      <w:t>2025-06-05</w:t>
       <w:br/>
       <w:br/>
     </w:r>

--- a/klagomål/A 17891-2025 FSC-klagomål.docx
+++ b/klagomål/A 17891-2025 FSC-klagomål.docx
@@ -191,7 +191,7 @@
     </w:p>
     <w:p>
       <w:r>
-        <w:t>I avverkningsanmälan har följande 1 naturvårdsarter hittats: talltita (NT, §4). Av dessa är 1 rödlistade. För rödlistade arter har rödlistekategorin angivits inom parentes. För fridlysta arter anges även paragrafen i Artskyddsförordningen som arten är fridlyst enligt.</w:t>
+        <w:t>I avverkningsanmälan har följande 6 naturvårdsarter hittats: granticka (NT), knottrig blåslav (NT), lappmes (NT, §4), talltita (NT, §4), tretåig hackspett (NT, §4) och blodticka (S). Av dessa är 5 rödlistade. För rödlistade arter har rödlistekategorin angivits inom parentes. Arter som är signalarter enligt Skogsstyrelsen har markerats med (S). För fridlysta arter anges även paragrafen i Artskyddsförordningen som arten är fridlyst enligt.</w:t>
       </w:r>
     </w:p>
     <w:p>
@@ -206,7 +206,7 @@
       <w:r>
         <w:drawing>
           <wp:inline xmlns:a="http://schemas.openxmlformats.org/drawingml/2006/main" xmlns:pic="http://schemas.openxmlformats.org/drawingml/2006/picture">
-            <wp:extent cx="5486400" cy="4305459"/>
+            <wp:extent cx="5486400" cy="4202433"/>
             <wp:docPr id="1" name="Picture 1"/>
             <wp:cNvGraphicFramePr>
               <a:graphicFrameLocks noChangeAspect="1"/>
@@ -227,7 +227,7 @@
                   <pic:spPr>
                     <a:xfrm>
                       <a:off x="0" y="0"/>
-                      <a:ext cx="5486400" cy="4305459"/>
+                      <a:ext cx="5486400" cy="4202433"/>
                     </a:xfrm>
                     <a:prstGeom prst="rect"/>
                   </pic:spPr>
@@ -247,30 +247,14 @@
       </w:r>
     </w:p>
     <w:p>
-      <w:pPr>
-        <w:pStyle w:val="Heading1"/>
-      </w:pPr>
-      <w:r>
-        <w:t>Fridlysta arter</w:t>
-      </w:r>
-    </w:p>
-    <w:p>
-      <w:r>
-        <w:t>Följande fridlysta arter har sina livsmiljöer och växtplatser i den avverkningsanmälda skogen: talltita (NT, §4).</w:t>
-      </w:r>
-    </w:p>
-    <w:p>
-      <w:r>
-        <w:t xml:space="preserve">Observera att medlemsländerna är skyldiga att agera i enlighet med EU:s fågeldirektiv där det uttryckligen står att direktivet gäller för fåglar samt för deras ägg, bon och </w:t>
-      </w:r>
       <w:r>
         <w:rPr>
           <w:b/>
         </w:rPr>
-        <w:t xml:space="preserve">livsmiljöer </w:t>
-      </w:r>
-      <w:r>
-        <w:t>(artikel 1). Vidare att de åtgärder som vidtas inte får leda till en försämring av den nuvarande situationen beträffande bevarandet av de fågelarter som avses i artikel 1 (artikel 13). Fågeldirektivet är styrande för tillsynsansvariga myndigheters ärendehantering, ställningstaganden och beslutsfattande.</w:t>
+        <w:t>Granticka (NT)</w:t>
+      </w:r>
+      <w:r>
+        <w:t xml:space="preserve"> förekommer främst i äldre skogar med naturskogskaraktär, liksom i dimensionsavverkade och plockhuggna skogar. I äldre grannaturskog i norra Sverige är den alltjämt en förhållandevis vanlig karaktärsart, medan den längre söderut blir allt mer sällsynt. I Götaland och delar av Svealand är den en god signalart för skyddsvärda granskogsmiljöer. Arten bedöms ha minskat starkt under senare år på grund av skogsavverkningar, då den framför allt växer i äldre granskog med långvarig grankontinuitet. I urskogsliknande bestånd i norra Sverige kan ibland påträffas den mycket sällsynta tickan grantickeporing (VU), som lever på döda grantickor (SLU Artdatabanken, 2024; Nitare &amp; Skogsstyrelsen, 2019).</w:t>
       </w:r>
     </w:p>
     <w:p>
@@ -278,15 +262,10 @@
         <w:rPr>
           <w:b/>
         </w:rPr>
-        <w:t>Talltita (NT, §4)</w:t>
-      </w:r>
-      <w:r>
-        <w:t>, rödlistad som nära hotad och prioriterad art i Skogsvårdslagen har häckningsrevir i anmälan. Arten har minskat kraftigt de senaste 30 åren och minskningstakten innevarande 10-årsperiod beräknas till 20 (10–30) %. Talltitan är synnerligen trogen sitt cirka 15 hektar stora revir och är beroende av flerskiktade olikåldriga skogar för att kunna föda upp sina ungar. Talltitan försvinner om dess livsmiljö kalavverkas (Eggers &amp; Low (2014); Ekman (1979); Griesser et al (2007); Klein (2020); Siffczyk et al (2003); SLU Artdatabanken (2021).</w:t>
-      </w:r>
-    </w:p>
-    <w:p>
-      <w:r>
-        <w:t>I BILAGA 1 finns mer detaljerad information om ekologi samt krav på livsmiljö hos fridlysta arter.</w:t>
+        <w:t>Knottrig blåslav (NT)</w:t>
+      </w:r>
+      <w:r>
+        <w:t xml:space="preserve"> har sin huvudutbredning i gamla granskogar i det övre barrskogsbältet mot fjällen. Den signalerar alltid höga naturvärden och växer i skogar med lång kontinuitet, mest i opåverkade naturskogsbestånd. Arten överlever inte en slutavverkning (inklusive hänsyn) och den finns idag enbart i kontinuitetsskog. Lavens fortsatta förekomst bör säkerställas genom att lokaler med äldre barrskog skyddas (SLU Artdatabanken, 2024; Nitare &amp; Skogsstyrelsen, 2019).</w:t>
       </w:r>
     </w:p>
     <w:p>
@@ -294,6 +273,71 @@
         <w:pStyle w:val="Heading1"/>
       </w:pPr>
       <w:r>
+        <w:t>Fridlysta arter</w:t>
+      </w:r>
+    </w:p>
+    <w:p>
+      <w:r>
+        <w:t>Följande fridlysta arter har sina livsmiljöer och växtplatser i den avverkningsanmälda skogen: lappmes (NT, §4), talltita (NT, §4) och tretåig hackspett (NT, §4).</w:t>
+      </w:r>
+    </w:p>
+    <w:p>
+      <w:r>
+        <w:t xml:space="preserve">Observera att medlemsländerna är skyldiga att agera i enlighet med EU:s fågeldirektiv där det uttryckligen står att direktivet gäller för fåglar samt för deras ägg, bon och </w:t>
+      </w:r>
+      <w:r>
+        <w:rPr>
+          <w:b/>
+        </w:rPr>
+        <w:t xml:space="preserve">livsmiljöer </w:t>
+      </w:r>
+      <w:r>
+        <w:t>(artikel 1). Vidare att de åtgärder som vidtas inte får leda till en försämring av den nuvarande situationen beträffande bevarandet av de fågelarter som avses i artikel 1 (artikel 13). Fågeldirektivet är styrande för tillsynsansvariga myndigheters ärendehantering, ställningstaganden och beslutsfattande.</w:t>
+      </w:r>
+    </w:p>
+    <w:p>
+      <w:r>
+        <w:rPr>
+          <w:b/>
+        </w:rPr>
+        <w:t>Lappmes (NT, §4)</w:t>
+      </w:r>
+      <w:r>
+        <w:t>, rödlistad som nära hotad och prioriterad art i Skogsvårdslagen, har minskat med 17,5 (5–30) % under de senaste 10 åren. Lappmesen är en mycket stationär art som häckar i norra Sveriges barr- och blandskogar samt i fjällbjörkskogen. Arten missgynnas starkt av skogsbruk och studier har visat att överlevnaden och vikten hos flygga ungfåglar är högre i naturskog än i gallrad skog. Hemområdesstorleken under häckningstid anges uppgå till 15–20 ha, men kan i marginella habitat vara mycket större, 50–100 ha. Minsta areal äldre skog med observationer under häckningstid i norra Finland var 15 ha (SLU Artdatabanken, 2024; Skogsstyrelsen, 2016).</w:t>
+      </w:r>
+    </w:p>
+    <w:p>
+      <w:r>
+        <w:rPr>
+          <w:b/>
+        </w:rPr>
+        <w:t>Talltita (NT, §4)</w:t>
+      </w:r>
+      <w:r>
+        <w:t>, rödlistad som nära hotad och prioriterad art i Skogsvårdslagen har häckningsrevir i anmälan. Arten har minskat kraftigt de senaste 30 åren och minskningstakten innevarande 10-årsperiod beräknas till 20 (10–30) %. Talltitan är synnerligen trogen sitt cirka 15 hektar stora revir och är beroende av flerskiktade olikåldriga skogar för att kunna föda upp sina ungar. Talltitan försvinner om dess livsmiljö kalavverkas (Eggers &amp; Low (2014); Ekman (1979); Griesser et al (2007); Klein (2020); Siffczyk et al (2003); SLU Artdatabanken (2021).</w:t>
+      </w:r>
+    </w:p>
+    <w:p>
+      <w:r>
+        <w:rPr>
+          <w:b/>
+        </w:rPr>
+        <w:t>Tretåig hackspett (NT, §4)</w:t>
+      </w:r>
+      <w:r>
+        <w:t xml:space="preserve"> är rödlistad som nära hotad och ingår i bilaga 1 i EU:s fågeldirektiv. Tretåig hackspett är för sin överlevnad beroende av kontinuerlig tillförsel av äldre döende och död ved, som sker genom naturliga självgallringsprocesser i äldre grannaturskogar och barrblandade naturskogar. Om en skog genom skogsbruk gallras eller glesas ur så upphör och uteblir i stort sett den naturliga självgallringsprocessen för mycket lång tid framöver vilket omöjliggör upprätthållandet av den kontinuerliga ekologiska funktionen i ett område. Det finns studier som visar att naturskogens självgallringsprocess som den tretåiga hackspetten är beroende av, inte kan ersättas med efterlämnad hänsyn i skogsbruket (Imbeau &amp; Desrochers, 2002). Storleken på häckningsreviret varierar med skogstypen, förekomsten av död ved och graden av fragmentering, men är i allmänhet i storleksordningen 25–100 hektar. Vintertid krävs ofta betydligt större områden och det finns studier som antyder att arten behöver minst 100 hektar äldre skog. I områden med låg bonitet kan det behövas över 200 hektar lämpligt habitat för att ett par ska kunna reproducera sig. Områden med dokumenterad permanent förekomst i naturskogsmiljöer har vanligen så stora naturvärden att skogsbruk är olämpligt (Skogsstyrelsen, 2016).</w:t>
+      </w:r>
+    </w:p>
+    <w:p>
+      <w:r>
+        <w:t>I BILAGA 1 finns mer detaljerad information om ekologi samt krav på livsmiljö hos fridlysta arter.</w:t>
+      </w:r>
+    </w:p>
+    <w:p>
+      <w:pPr>
+        <w:pStyle w:val="Heading1"/>
+      </w:pPr>
+      <w:r>
         <w:t>Certifiering</w:t>
       </w:r>
     </w:p>
@@ -395,7 +439,7 @@
         <w:rPr>
           <w:i/>
         </w:rPr>
-        <w:t>I det avverkningsanmälda skogsområdet har 1 naturvårdsarter varav 1 rödlistade arter sina livsmiljöer och växtplatser.</w:t>
+        <w:t>I det avverkningsanmälda skogsområdet har 6 naturvårdsarter varav 5 rödlistade arter sina livsmiljöer och växtplatser.</w:t>
       </w:r>
     </w:p>
     <w:p>
@@ -600,27 +644,27 @@
         <w:pStyle w:val="Heading1"/>
       </w:pPr>
       <w:r>
-        <w:t>Talltita – ekologi samt krav på livsmiljön</w:t>
+        <w:t>Lappmes – ekologi samt krav på livsmiljön</w:t>
       </w:r>
     </w:p>
     <w:p>
       <w:r>
-        <w:t>Talltita är rödlistad som NT, fridlyst och prioriterad art i Skogsvårdslagen. Den omfattas av EU:s fågeldirektiv. Arten har minskat kraftigt de senaste 30 åren och minskningstakten innevarande 10-årsperiod beräknas till 20 (10–30) % (SLU Artdatabanken, 2022).</w:t>
+        <w:t>Lappmes (NT, §4) är en mycket stationär art som häckar i norra Sveriges barr- och blandskogar samt i fjällbjörkskogen. Utbredningen i såväl Finland, Norge och Sverige har krympt och hos oss är den nu vanligast i fjällnära områden där det finns större arealer av naturskog kvar (Skogsstyrelsen, 2016). Minskningstakten har uppgått till 17,5 (5-30) % under de senaste 10 åren. Bedömningen baseras på ett för arten lämpligt abundansindex och minskad geografisk utbredning och/eller försämrad habitatkvalitet. Baserat på de troligaste värdena hamnar arten i kategorin Nära hotad (NT). Minskningstakten för den svenska populationen bedöms vara nära gränsvärdet för Sårbar (VU). (A2bc) (SLU Artdatabanken, 2024).</w:t>
       </w:r>
     </w:p>
     <w:p>
       <w:r>
-        <w:t>Talltita föredrar större sammanhängande barrskogar, och finns såväl i tallskog som granskog och i lövblandad barrskog. Skogens struktur är viktig och ska helst vara flerskiktad med riklig underväxt av mindre granar, björk och andra lövträd och buskar. Tillgång på murknande högstubbar är särskilt viktig, eftersom talltitan helst själv hackar ut sitt bohål (SLU Artdatabanken, 2022).</w:t>
+        <w:t>Tyngdpunkten i förekomsten är knuten till områden med sammanhängande äldre barrskog men lappmesen häckar även i fjällbjörkszonen (dock i mycket lägre tätheter). Lappmesen häckar i naturliga hål och hackspetthål i stående träd och högstubbar. Håligheter används även som sovplatser under vintern. Lappmesen är till största delen en stannfågel – i synnerhet gamla fåglar förefaller vara extremt hemortstrogna. Ungfåglar kan dock vissa år vandra ut i stor omfattning (SLU Artdatabanken, 2024).</w:t>
       </w:r>
     </w:p>
     <w:p>
       <w:r>
-        <w:t>Det finns flera studier som visar att talltita är känslig för gallring och inte överlever när dess livsmiljö kalavverkas (Eggers and Low, 2014; Griesser et al., 2007; Klein, 2020). Talltitans revir är förhållandevis stora, 10–20 hektar och arten missgynnas när skogen fragmenteras. Kalavverkning av större delar av reviret innebär att det överges (Artdatabanken, 2021).</w:t>
+        <w:t>Studier i Finland och Norge tyder på att lappmesen missgynnas starkt av skogsbruk. Högre överlevnad och högre vikter hos flygga ungfåglar rapporteras från naturskog än i gallrad skog. Från norra Finland rapporteras födobrist vara en viktigare faktor än predation för överlevnaden i bostadiet. Hemområdesstorleken under häckningstid anges uppgå till 15–20 ha, men kan i marginella habitat vara mycket större, 50–100 ha. Minsta areal äldre skog med observationer under häckningstid i norra Finland var 15 ha (SLU Artdatabanken, 2024).</w:t>
       </w:r>
     </w:p>
     <w:p>
       <w:r>
-        <w:t>Talltitan är synnerligen trogen sitt revir så länge paret lever och biotopen förblir intakt. Paret stannar i sitt revir året om. En förlust av ett revir har därför en stor inverkan på den lokala populationen och trakthyggesbruket anses vara orsak till den svenska populationens kraftiga minskning. Talltiteparets revirtrohet innebär att närhelst under året man observerar en adult talltita så ingår denna plats i reviret (Siffczyk et al., 2003; Ekman, 1979).</w:t>
+        <w:t>Lappmesen missgynnas när skogen blir alltför fragmenterad, och understiger arealen sammanhängande lämplig miljö 15 hektar så överges reviret. Brist på naturliga hål och hackspetthål samt brist på döda murkna löv- och barrträd där lappmesen själv kan mejsla ut bohål är starkt negativ (Skogsstyrelsen, 2016).</w:t>
       </w:r>
     </w:p>
     <w:p>
@@ -628,6 +672,70 @@
         <w:pStyle w:val="Heading2"/>
       </w:pPr>
       <w:r>
+        <w:t>Referenser – lappmes</w:t>
+      </w:r>
+    </w:p>
+    <w:p>
+      <w:r>
+        <w:t xml:space="preserve">Skogsstyrelsen, 2016. </w:t>
+      </w:r>
+      <w:r>
+        <w:rPr>
+          <w:i/>
+        </w:rPr>
+        <w:t xml:space="preserve">Vägledning för hänsyn till lappmes. </w:t>
+      </w:r>
+      <w:r>
+        <w:t>Vägledningar och kunskapsstöd artskydd - Skogsstyrelsen</w:t>
+      </w:r>
+    </w:p>
+    <w:p>
+      <w:r>
+        <w:t xml:space="preserve">SLU Artdatabanken, 2024. </w:t>
+      </w:r>
+      <w:r>
+        <w:rPr>
+          <w:i/>
+        </w:rPr>
+        <w:t xml:space="preserve">Artfakta: lappmes (Poecile cinctus). </w:t>
+      </w:r>
+      <w:r>
+        <w:t>https://artfakta.se/taxa/103022</w:t>
+      </w:r>
+    </w:p>
+    <w:p>
+      <w:pPr>
+        <w:pStyle w:val="Heading1"/>
+      </w:pPr>
+      <w:r>
+        <w:t>Talltita – ekologi samt krav på livsmiljön</w:t>
+      </w:r>
+    </w:p>
+    <w:p>
+      <w:r>
+        <w:t>Talltita är rödlistad som NT, fridlyst och prioriterad art i Skogsvårdslagen. Den omfattas av EU:s fågeldirektiv. Arten har minskat kraftigt de senaste 30 åren och minskningstakten innevarande 10-årsperiod beräknas till 20 (10–30) % (SLU Artdatabanken, 2022).</w:t>
+      </w:r>
+    </w:p>
+    <w:p>
+      <w:r>
+        <w:t>Talltita föredrar större sammanhängande barrskogar, och finns såväl i tallskog som granskog och i lövblandad barrskog. Skogens struktur är viktig och ska helst vara flerskiktad med riklig underväxt av mindre granar, björk och andra lövträd och buskar. Tillgång på murknande högstubbar är särskilt viktig, eftersom talltitan helst själv hackar ut sitt bohål (SLU Artdatabanken, 2022).</w:t>
+      </w:r>
+    </w:p>
+    <w:p>
+      <w:r>
+        <w:t>Det finns flera studier som visar att talltita är känslig för gallring och inte överlever när dess livsmiljö kalavverkas (Eggers and Low, 2014; Griesser et al., 2007; Klein, 2020). Talltitans revir är förhållandevis stora, 10–20 hektar och arten missgynnas när skogen fragmenteras. Kalavverkning av större delar av reviret innebär att det överges (Artdatabanken, 2021).</w:t>
+      </w:r>
+    </w:p>
+    <w:p>
+      <w:r>
+        <w:t>Talltitan är synnerligen trogen sitt revir så länge paret lever och biotopen förblir intakt. Paret stannar i sitt revir året om. En förlust av ett revir har därför en stor inverkan på den lokala populationen och trakthyggesbruket anses vara orsak till den svenska populationens kraftiga minskning. Talltiteparets revirtrohet innebär att närhelst under året man observerar en adult talltita så ingår denna plats i reviret (Siffczyk et al., 2003; Ekman, 1979).</w:t>
+      </w:r>
+    </w:p>
+    <w:p>
+      <w:pPr>
+        <w:pStyle w:val="Heading2"/>
+      </w:pPr>
+      <w:r>
         <w:t>Referenser – talltita</w:t>
       </w:r>
     </w:p>
@@ -713,6 +821,169 @@
       </w:r>
       <w:r>
         <w:t>SLU Artdatabanken, Uppsala</w:t>
+      </w:r>
+    </w:p>
+    <w:p>
+      <w:pPr>
+        <w:pStyle w:val="Heading1"/>
+      </w:pPr>
+      <w:r>
+        <w:t>Tretåig hackspett – ekologi samt krav på livsmiljön</w:t>
+      </w:r>
+    </w:p>
+    <w:p>
+      <w:r>
+        <w:t xml:space="preserve">Tretåig hackspett (NT) är fridlyst enligt §4 Artskyddsförordningen och finns med som prioriterad art i Skogsstyrelsen vägledning för skogsbruket (bilaga 4 till SVL). I vägledningen står bland annat att: </w:t>
+      </w:r>
+      <w:r>
+        <w:rPr>
+          <w:i/>
+        </w:rPr>
+        <w:t xml:space="preserve">“Tretåig hackspett har stora arealkrav och höga krav på sin livsmiljö. Omdaningen av naturskogar till kulturskogar medför en förlust av viktiga miljöer, något som förstärks av ökad fragmentering till följd av avverkningar.” </w:t>
+      </w:r>
+      <w:r>
+        <w:t xml:space="preserve">Vidare att: </w:t>
+      </w:r>
+      <w:r>
+        <w:rPr>
+          <w:i/>
+        </w:rPr>
+        <w:t>“Områden med dokumenterad permanent förekomst i naturskogsmiljöer har vanligen så stora naturvärden att skogsbruk är olämpligt”.</w:t>
+      </w:r>
+    </w:p>
+    <w:p>
+      <w:r>
+        <w:t>Tretåig hackspett är beroende av större sammanhängande naturskogar med kontinuerlig tillgång och nybildning av död ved och fragmentering av livsmiljöerna utgör ett stort hot mot arten (se exempelvis Stachura-Skierczynska et al., 2009; Wesolowski et al., 2005; Butler et al., 2004; Pakkala et al., 2002; Amcoff et al., 1996; Virkkala, 1991). Det finns studier som visar att naturskogens självgallringsprocess som den tretåiga hackspetten är beroende av, inte kan ersättas med efterlämnad hänsyn i skogsbruket (Imbeau &amp; Desrochers, 2002).</w:t>
+      </w:r>
+    </w:p>
+    <w:p>
+      <w:r>
+        <w:t>Permanenta revir av tretåig hackspett karaktäriseras ofta av artens typiska ringformigt ordnade hackmärken på framför allt gamla granar. För att säkerställa att inte revir av tretåig hackspett drabbas av avverkningsplanerna bör en inventering göras i området både under häckningstid och under vintern, då arten utnyttjar betydligt större områden än under sommarens häckningsrevir. Storleken på häckningsreviret varierar med skogstypen, förekomsten av död ved och graden av fragmentering, men är i allmänhet i storleksordningen 25–100 hektar.</w:t>
+      </w:r>
+    </w:p>
+    <w:p>
+      <w:r>
+        <w:t>Förutom fridlysning enligt §4 Artskyddsförordningen är tretåig hackspett även förtecknad i EU:s fågeldirektiv bilaga 1. Den ingår också i Natura 2000 och är förtecknad i Bernkonventionen bilaga II (strikt skyddade djurarter).</w:t>
+      </w:r>
+    </w:p>
+    <w:p>
+      <w:pPr>
+        <w:pStyle w:val="Heading2"/>
+      </w:pPr>
+      <w:r>
+        <w:t>Referenser – tretåig hackspett</w:t>
+      </w:r>
+    </w:p>
+    <w:p>
+      <w:r>
+        <w:t xml:space="preserve">Amcoff, M. &amp; Eriksson, P. 1996. </w:t>
+      </w:r>
+      <w:r>
+        <w:rPr>
+          <w:i/>
+        </w:rPr>
+        <w:t xml:space="preserve">Förekomst av tretåig hackspett Picoides tridactylus på bestånds- och landskapsnivå. </w:t>
+      </w:r>
+      <w:r>
+        <w:t>Ornis Svecica 6: 107–119</w:t>
+      </w:r>
+    </w:p>
+    <w:p>
+      <w:r>
+        <w:t xml:space="preserve">Butler, R., Angelstam, P., Ekelund, P. &amp; Schlaeffer, R. 2004. </w:t>
+      </w:r>
+      <w:r>
+        <w:rPr>
+          <w:i/>
+        </w:rPr>
+        <w:t xml:space="preserve">Dead wood threshold values for the three-toed woodpecker presence in boreal and sub-Alpine forest. </w:t>
+      </w:r>
+      <w:r>
+        <w:t>Biological conservation 119(3): 305–318</w:t>
+      </w:r>
+    </w:p>
+    <w:p>
+      <w:r>
+        <w:t xml:space="preserve">Imbeau, L. &amp; Desrochers, A. 2002. </w:t>
+      </w:r>
+      <w:r>
+        <w:rPr>
+          <w:i/>
+        </w:rPr>
+        <w:t xml:space="preserve">Foraging Ecology and Use of Drumming Trees by Three-Toed Woodpeckers. </w:t>
+      </w:r>
+      <w:r>
+        <w:t>The Journal of Wildlife Management. Vol. 66, No. 1 (Jan., 2002), pp. 222–231.</w:t>
+      </w:r>
+    </w:p>
+    <w:p>
+      <w:r>
+        <w:t xml:space="preserve">Pakkala, T., Hanski, I. &amp; Tomppo, E. 2002. </w:t>
+      </w:r>
+      <w:r>
+        <w:rPr>
+          <w:i/>
+        </w:rPr>
+        <w:t xml:space="preserve">Spatial ecology of the three-toed woodpecker in managed forest landscapes. </w:t>
+      </w:r>
+      <w:r>
+        <w:t>Silva Fennica 36(1): 279–288.</w:t>
+      </w:r>
+    </w:p>
+    <w:p>
+      <w:r>
+        <w:t xml:space="preserve">Skogsstyrelsen, 2016. </w:t>
+      </w:r>
+      <w:r>
+        <w:rPr>
+          <w:i/>
+        </w:rPr>
+        <w:t xml:space="preserve">Vägledning för hänsyn till fåglar – Tretåig hackspett. </w:t>
+      </w:r>
+      <w:r>
+        <w:t>www.skogsstyrelsen.se</w:t>
+      </w:r>
+    </w:p>
+    <w:p>
+      <w:r>
+        <w:t xml:space="preserve">Stachura-Skierczynska, K., Tumiel, T. &amp; Skierczynski, M. 2009. </w:t>
+      </w:r>
+      <w:r>
+        <w:rPr>
+          <w:i/>
+        </w:rPr>
+        <w:t xml:space="preserve">Habitat prediction model for three-toed woodpecker and its implications for the conservation of biologically valuable forests. </w:t>
+      </w:r>
+      <w:r>
+        <w:t>Forest Ecology and Management 258(5): 697–703.</w:t>
+      </w:r>
+    </w:p>
+    <w:p>
+      <w:r>
+        <w:t xml:space="preserve">Virkkala, R. 1991. </w:t>
+      </w:r>
+      <w:r>
+        <w:rPr>
+          <w:i/>
+        </w:rPr>
+        <w:t xml:space="preserve">Population trends of forest birds in a Finnish Lapland landscape of large habitat blocks – Consequences of stochastic environmental variation or regional habitat alteration. </w:t>
+      </w:r>
+      <w:r>
+        <w:t>Biological conservation 56(2): 223–240</w:t>
+      </w:r>
+    </w:p>
+    <w:p>
+      <w:r>
+        <w:t xml:space="preserve">Wesolowski, T., Czeszczewik, D. &amp; Rowinski, P. 2005. </w:t>
+      </w:r>
+      <w:r>
+        <w:rPr>
+          <w:i/>
+        </w:rPr>
+        <w:t xml:space="preserve">Effects of forest management on Three-toed Woodpecker Picoides tridactylus distribution in the Bialowieza Forest (NE Poland): conservation implications. </w:t>
+      </w:r>
+      <w:r>
+        <w:t>Acta Ornithologica 40(1): 53–60.</w:t>
       </w:r>
     </w:p>
     <w:sectPr>
@@ -843,7 +1114,7 @@
     <w:r>
       <w:tab/>
       <w:tab/>
-      <w:t>2025-06-05</w:t>
+      <w:t>2025-06-13</w:t>
       <w:br/>
       <w:br/>
     </w:r>

--- a/klagomål/A 17891-2025 FSC-klagomål.docx
+++ b/klagomål/A 17891-2025 FSC-klagomål.docx
@@ -1114,7 +1114,7 @@
     <w:r>
       <w:tab/>
       <w:tab/>
-      <w:t>2025-06-13</w:t>
+      <w:t>2025-06-15</w:t>
       <w:br/>
       <w:br/>
     </w:r>

--- a/klagomål/A 17891-2025 FSC-klagomål.docx
+++ b/klagomål/A 17891-2025 FSC-klagomål.docx
@@ -1114,7 +1114,7 @@
     <w:r>
       <w:tab/>
       <w:tab/>
-      <w:t>2025-06-15</w:t>
+      <w:t>2025-06-16</w:t>
       <w:br/>
       <w:br/>
     </w:r>

--- a/klagomål/A 17891-2025 FSC-klagomål.docx
+++ b/klagomål/A 17891-2025 FSC-klagomål.docx
@@ -1114,7 +1114,7 @@
     <w:r>
       <w:tab/>
       <w:tab/>
-      <w:t>2025-06-16</w:t>
+      <w:t>2025-06-17</w:t>
       <w:br/>
       <w:br/>
     </w:r>

--- a/klagomål/A 17891-2025 FSC-klagomål.docx
+++ b/klagomål/A 17891-2025 FSC-klagomål.docx
@@ -1114,7 +1114,7 @@
     <w:r>
       <w:tab/>
       <w:tab/>
-      <w:t>2025-06-17</w:t>
+      <w:t>2025-06-18</w:t>
       <w:br/>
       <w:br/>
     </w:r>

--- a/klagomål/A 17891-2025 FSC-klagomål.docx
+++ b/klagomål/A 17891-2025 FSC-klagomål.docx
@@ -1114,7 +1114,7 @@
     <w:r>
       <w:tab/>
       <w:tab/>
-      <w:t>2025-06-18</w:t>
+      <w:t>2025-06-19</w:t>
       <w:br/>
       <w:br/>
     </w:r>

--- a/klagomål/A 17891-2025 FSC-klagomål.docx
+++ b/klagomål/A 17891-2025 FSC-klagomål.docx
@@ -1114,7 +1114,7 @@
     <w:r>
       <w:tab/>
       <w:tab/>
-      <w:t>2025-06-19</w:t>
+      <w:t>2025-06-20</w:t>
       <w:br/>
       <w:br/>
     </w:r>

--- a/klagomål/A 17891-2025 FSC-klagomål.docx
+++ b/klagomål/A 17891-2025 FSC-klagomål.docx
@@ -1114,7 +1114,7 @@
     <w:r>
       <w:tab/>
       <w:tab/>
-      <w:t>2025-06-20</w:t>
+      <w:t>2025-06-21</w:t>
       <w:br/>
       <w:br/>
     </w:r>

--- a/klagomål/A 17891-2025 FSC-klagomål.docx
+++ b/klagomål/A 17891-2025 FSC-klagomål.docx
@@ -1114,7 +1114,7 @@
     <w:r>
       <w:tab/>
       <w:tab/>
-      <w:t>2025-06-21</w:t>
+      <w:t>2025-06-22</w:t>
       <w:br/>
       <w:br/>
     </w:r>

--- a/klagomål/A 17891-2025 FSC-klagomål.docx
+++ b/klagomål/A 17891-2025 FSC-klagomål.docx
@@ -1114,7 +1114,7 @@
     <w:r>
       <w:tab/>
       <w:tab/>
-      <w:t>2025-06-22</w:t>
+      <w:t>2025-06-23</w:t>
       <w:br/>
       <w:br/>
     </w:r>

--- a/klagomål/A 17891-2025 FSC-klagomål.docx
+++ b/klagomål/A 17891-2025 FSC-klagomål.docx
@@ -1114,7 +1114,7 @@
     <w:r>
       <w:tab/>
       <w:tab/>
-      <w:t>2025-06-23</w:t>
+      <w:t>2025-06-24</w:t>
       <w:br/>
       <w:br/>
     </w:r>

--- a/klagomål/A 17891-2025 FSC-klagomål.docx
+++ b/klagomål/A 17891-2025 FSC-klagomål.docx
@@ -1114,7 +1114,7 @@
     <w:r>
       <w:tab/>
       <w:tab/>
-      <w:t>2025-06-24</w:t>
+      <w:t>2025-06-25</w:t>
       <w:br/>
       <w:br/>
     </w:r>

--- a/klagomål/A 17891-2025 FSC-klagomål.docx
+++ b/klagomål/A 17891-2025 FSC-klagomål.docx
@@ -1114,7 +1114,7 @@
     <w:r>
       <w:tab/>
       <w:tab/>
-      <w:t>2025-06-25</w:t>
+      <w:t>2025-06-26</w:t>
       <w:br/>
       <w:br/>
     </w:r>

--- a/klagomål/A 17891-2025 FSC-klagomål.docx
+++ b/klagomål/A 17891-2025 FSC-klagomål.docx
@@ -1114,7 +1114,7 @@
     <w:r>
       <w:tab/>
       <w:tab/>
-      <w:t>2025-06-26</w:t>
+      <w:t>2025-06-27</w:t>
       <w:br/>
       <w:br/>
     </w:r>

--- a/klagomål/A 17891-2025 FSC-klagomål.docx
+++ b/klagomål/A 17891-2025 FSC-klagomål.docx
@@ -1114,7 +1114,7 @@
     <w:r>
       <w:tab/>
       <w:tab/>
-      <w:t>2025-06-27</w:t>
+      <w:t>2025-06-28</w:t>
       <w:br/>
       <w:br/>
     </w:r>

--- a/klagomål/A 17891-2025 FSC-klagomål.docx
+++ b/klagomål/A 17891-2025 FSC-klagomål.docx
@@ -1114,7 +1114,7 @@
     <w:r>
       <w:tab/>
       <w:tab/>
-      <w:t>2025-06-28</w:t>
+      <w:t>2025-06-29</w:t>
       <w:br/>
       <w:br/>
     </w:r>

--- a/klagomål/A 17891-2025 FSC-klagomål.docx
+++ b/klagomål/A 17891-2025 FSC-klagomål.docx
@@ -1114,7 +1114,7 @@
     <w:r>
       <w:tab/>
       <w:tab/>
-      <w:t>2025-06-29</w:t>
+      <w:t>2025-06-30</w:t>
       <w:br/>
       <w:br/>
     </w:r>

--- a/klagomål/A 17891-2025 FSC-klagomål.docx
+++ b/klagomål/A 17891-2025 FSC-klagomål.docx
@@ -1114,7 +1114,7 @@
     <w:r>
       <w:tab/>
       <w:tab/>
-      <w:t>2025-06-30</w:t>
+      <w:t>2025-07-01</w:t>
       <w:br/>
       <w:br/>
     </w:r>

--- a/klagomål/A 17891-2025 FSC-klagomål.docx
+++ b/klagomål/A 17891-2025 FSC-klagomål.docx
@@ -1114,7 +1114,7 @@
     <w:r>
       <w:tab/>
       <w:tab/>
-      <w:t>2025-07-01</w:t>
+      <w:t>2025-07-02</w:t>
       <w:br/>
       <w:br/>
     </w:r>

--- a/klagomål/A 17891-2025 FSC-klagomål.docx
+++ b/klagomål/A 17891-2025 FSC-klagomål.docx
@@ -1114,7 +1114,7 @@
     <w:r>
       <w:tab/>
       <w:tab/>
-      <w:t>2025-07-02</w:t>
+      <w:t>2025-07-03</w:t>
       <w:br/>
       <w:br/>
     </w:r>

--- a/klagomål/A 17891-2025 FSC-klagomål.docx
+++ b/klagomål/A 17891-2025 FSC-klagomål.docx
@@ -1114,7 +1114,7 @@
     <w:r>
       <w:tab/>
       <w:tab/>
-      <w:t>2025-07-03</w:t>
+      <w:t>2025-07-04</w:t>
       <w:br/>
       <w:br/>
     </w:r>

--- a/klagomål/A 17891-2025 FSC-klagomål.docx
+++ b/klagomål/A 17891-2025 FSC-klagomål.docx
@@ -1114,7 +1114,7 @@
     <w:r>
       <w:tab/>
       <w:tab/>
-      <w:t>2025-07-04</w:t>
+      <w:t>2025-07-05</w:t>
       <w:br/>
       <w:br/>
     </w:r>

--- a/klagomål/A 17891-2025 FSC-klagomål.docx
+++ b/klagomål/A 17891-2025 FSC-klagomål.docx
@@ -1114,7 +1114,7 @@
     <w:r>
       <w:tab/>
       <w:tab/>
-      <w:t>2025-07-05</w:t>
+      <w:t>2025-07-06</w:t>
       <w:br/>
       <w:br/>
     </w:r>

--- a/klagomål/A 17891-2025 FSC-klagomål.docx
+++ b/klagomål/A 17891-2025 FSC-klagomål.docx
@@ -1114,7 +1114,7 @@
     <w:r>
       <w:tab/>
       <w:tab/>
-      <w:t>2025-07-06</w:t>
+      <w:t>2025-07-07</w:t>
       <w:br/>
       <w:br/>
     </w:r>

--- a/klagomål/A 17891-2025 FSC-klagomål.docx
+++ b/klagomål/A 17891-2025 FSC-klagomål.docx
@@ -1114,7 +1114,7 @@
     <w:r>
       <w:tab/>
       <w:tab/>
-      <w:t>2025-07-07</w:t>
+      <w:t>2025-07-08</w:t>
       <w:br/>
       <w:br/>
     </w:r>

--- a/klagomål/A 17891-2025 FSC-klagomål.docx
+++ b/klagomål/A 17891-2025 FSC-klagomål.docx
@@ -1114,7 +1114,7 @@
     <w:r>
       <w:tab/>
       <w:tab/>
-      <w:t>2025-07-08</w:t>
+      <w:t>2025-07-09</w:t>
       <w:br/>
       <w:br/>
     </w:r>

--- a/klagomål/A 17891-2025 FSC-klagomål.docx
+++ b/klagomål/A 17891-2025 FSC-klagomål.docx
@@ -1114,7 +1114,7 @@
     <w:r>
       <w:tab/>
       <w:tab/>
-      <w:t>2025-07-09</w:t>
+      <w:t>2025-07-11</w:t>
       <w:br/>
       <w:br/>
     </w:r>

--- a/klagomål/A 17891-2025 FSC-klagomål.docx
+++ b/klagomål/A 17891-2025 FSC-klagomål.docx
@@ -1114,7 +1114,7 @@
     <w:r>
       <w:tab/>
       <w:tab/>
-      <w:t>2025-07-11</w:t>
+      <w:t>2025-07-12</w:t>
       <w:br/>
       <w:br/>
     </w:r>

--- a/klagomål/A 17891-2025 FSC-klagomål.docx
+++ b/klagomål/A 17891-2025 FSC-klagomål.docx
@@ -1114,7 +1114,7 @@
     <w:r>
       <w:tab/>
       <w:tab/>
-      <w:t>2025-07-12</w:t>
+      <w:t>2025-07-13</w:t>
       <w:br/>
       <w:br/>
     </w:r>

--- a/klagomål/A 17891-2025 FSC-klagomål.docx
+++ b/klagomål/A 17891-2025 FSC-klagomål.docx
@@ -1114,7 +1114,7 @@
     <w:r>
       <w:tab/>
       <w:tab/>
-      <w:t>2025-07-13</w:t>
+      <w:t>2025-07-14</w:t>
       <w:br/>
       <w:br/>
     </w:r>

--- a/klagomål/A 17891-2025 FSC-klagomål.docx
+++ b/klagomål/A 17891-2025 FSC-klagomål.docx
@@ -1114,7 +1114,7 @@
     <w:r>
       <w:tab/>
       <w:tab/>
-      <w:t>2025-08-06</w:t>
+      <w:t>2025-08-09</w:t>
       <w:br/>
       <w:br/>
     </w:r>

--- a/klagomål/A 17891-2025 FSC-klagomål.docx
+++ b/klagomål/A 17891-2025 FSC-klagomål.docx
@@ -168,7 +168,7 @@
     </w:p>
     <w:p>
       <w:r>
-        <w:t>Detta dokument behandlar höga naturvärden i avverkningsanmälan A 17891-2025 i Kiruna kommun. Denna avverkningsanmälan inkom 2025-04-11 och omfattar 19,9 ha.</w:t>
+        <w:t>Detta dokument behandlar höga naturvärden i avverkningsanmälan A 17891-2025 i Kiruna kommun. Denna avverkningsanmälan inkom 2025-04-11 00:00:00 och omfattar 19,9 ha.</w:t>
       </w:r>
     </w:p>
     <w:p>

--- a/klagomål/A 17891-2025 FSC-klagomål.docx
+++ b/klagomål/A 17891-2025 FSC-klagomål.docx
@@ -1114,7 +1114,7 @@
     <w:r>
       <w:tab/>
       <w:tab/>
-      <w:t>2025-08-09</w:t>
+      <w:t>2025-08-10</w:t>
       <w:br/>
       <w:br/>
     </w:r>

--- a/klagomål/A 17891-2025 FSC-klagomål.docx
+++ b/klagomål/A 17891-2025 FSC-klagomål.docx
@@ -1114,7 +1114,7 @@
     <w:r>
       <w:tab/>
       <w:tab/>
-      <w:t>2025-08-10</w:t>
+      <w:t>2025-08-11</w:t>
       <w:br/>
       <w:br/>
     </w:r>
